--- a/RAN_Optimization_Dashboard_Documentation.docx
+++ b/RAN_Optimization_Dashboard_Documentation.docx
@@ -1445,6 +1445,7 @@
           <w:sz w:val="17"/>
         </w:rPr>
         <w:br/>
+        <w:t xml:space="preserve">  /intent        → Intent AI        (submit intent → results)</w:t>
       </w:r>
       <w:r>
         <w:rPr>
@@ -1452,8 +1453,8 @@
           <w:color w:val="E8F4FD"/>
           <w:sz w:val="17"/>
         </w:rPr>
-        <w:lastRenderedPageBreak/>
-        <w:t xml:space="preserve">  /intent        → Intent AI        (submit intent → results)</w:t>
+        <w:br/>
+        <w:t xml:space="preserve">  /dataset       → Dataset Manager  (upload / inspect CSV)</w:t>
       </w:r>
       <w:r>
         <w:rPr>
@@ -1462,7 +1463,7 @@
           <w:sz w:val="17"/>
         </w:rPr>
         <w:br/>
-        <w:t xml:space="preserve">  /dataset       → Dataset Manager  (upload / inspect CSV)</w:t>
+        <w:t xml:space="preserve">         │ HTTP POST /api/intent</w:t>
       </w:r>
       <w:r>
         <w:rPr>
@@ -1471,7 +1472,7 @@
           <w:sz w:val="17"/>
         </w:rPr>
         <w:br/>
-        <w:t xml:space="preserve">         │ HTTP POST /api/intent</w:t>
+        <w:t xml:space="preserve">         ▼</w:t>
       </w:r>
       <w:r>
         <w:rPr>
@@ -1480,7 +1481,7 @@
           <w:sz w:val="17"/>
         </w:rPr>
         <w:br/>
-        <w:t xml:space="preserve">         ▼</w:t>
+        <w:t>Flask Backend (Python)</w:t>
       </w:r>
       <w:r>
         <w:rPr>
@@ -1489,7 +1490,7 @@
           <w:sz w:val="17"/>
         </w:rPr>
         <w:br/>
-        <w:t>Flask Backend (Python)</w:t>
+        <w:t xml:space="preserve">  server.py → ran_crew.py → CrewAI Sequential Crew</w:t>
       </w:r>
       <w:r>
         <w:rPr>
@@ -1498,7 +1499,7 @@
           <w:sz w:val="17"/>
         </w:rPr>
         <w:br/>
-        <w:t xml:space="preserve">  server.py → ran_crew.py → CrewAI Sequential Crew</w:t>
+        <w:t xml:space="preserve">    Agent 1: Intent Parser   (NL text → intent JSON)</w:t>
       </w:r>
       <w:r>
         <w:rPr>
@@ -1507,7 +1508,7 @@
           <w:sz w:val="17"/>
         </w:rPr>
         <w:br/>
-        <w:t xml:space="preserve">    Agent 1: Intent Parser   (NL text → intent JSON)</w:t>
+        <w:t xml:space="preserve">    Agent 2: RAN Planner     (intent → 3GPP config JSON)</w:t>
       </w:r>
       <w:r>
         <w:rPr>
@@ -1516,7 +1517,7 @@
           <w:sz w:val="17"/>
         </w:rPr>
         <w:br/>
-        <w:t xml:space="preserve">    Agent 2: RAN Planner     (intent → 3GPP config JSON)</w:t>
+        <w:t xml:space="preserve">    Agent 3: Network Monitor (CSV read by zone → KPI JSON)</w:t>
       </w:r>
       <w:r>
         <w:rPr>
@@ -1525,7 +1526,7 @@
           <w:sz w:val="17"/>
         </w:rPr>
         <w:br/>
-        <w:t xml:space="preserve">    Agent 3: Network Monitor (CSV read by zone → KPI JSON)</w:t>
+        <w:t xml:space="preserve">    Agent 4: RAN Optimizer   (before/after KPIs → action)</w:t>
       </w:r>
       <w:r>
         <w:rPr>
@@ -1534,7 +1535,7 @@
           <w:sz w:val="17"/>
         </w:rPr>
         <w:br/>
-        <w:t xml:space="preserve">    Agent 4: RAN Optimizer   (before/after KPIs → action)</w:t>
+        <w:t xml:space="preserve">  All agents: Groq Llama 3.3 70B via LiteLLM</w:t>
       </w:r>
       <w:r>
         <w:rPr>
@@ -1543,7 +1544,7 @@
           <w:sz w:val="17"/>
         </w:rPr>
         <w:br/>
-        <w:t xml:space="preserve">  All agents: Groq Llama 3.3 70B via LiteLLM</w:t>
+        <w:t xml:space="preserve">         ▼</w:t>
       </w:r>
       <w:r>
         <w:rPr>
@@ -1552,7 +1553,7 @@
           <w:sz w:val="17"/>
         </w:rPr>
         <w:br/>
-        <w:t xml:space="preserve">         ▼</w:t>
+        <w:t>6G HetNet Dataset (CSV)</w:t>
       </w:r>
       <w:r>
         <w:rPr>
@@ -1561,7 +1562,7 @@
           <w:sz w:val="17"/>
         </w:rPr>
         <w:br/>
-        <w:t>6G HetNet Dataset (CSV)</w:t>
+        <w:t xml:space="preserve">  5,000 rows · 50 cells · Location_Tag per cell</w:t>
       </w:r>
       <w:r>
         <w:rPr>
@@ -1570,15 +1571,6 @@
           <w:sz w:val="17"/>
         </w:rPr>
         <w:br/>
-        <w:t xml:space="preserve">  5,000 rows · 50 cells · Location_Tag per cell</w:t>
-      </w:r>
-      <w:r>
-        <w:rPr>
-          <w:rFonts w:ascii="Courier New" w:hAnsi="Courier New"/>
-          <w:color w:val="E8F4FD"/>
-          <w:sz w:val="17"/>
-        </w:rPr>
-        <w:br/>
         <w:t xml:space="preserve">  Zones: hospital | stadium | factory | downtown | residential</w:t>
       </w:r>
     </w:p>
@@ -1610,6 +1602,7 @@
         <w:ind w:left="283"/>
       </w:pPr>
       <w:r>
+        <w:lastRenderedPageBreak/>
         <w:t>Frontend sends POST /api/intent to the Flask backend.</w:t>
       </w:r>
     </w:p>
@@ -2491,7 +2484,6 @@
                 <w:color w:val="FFFFFF"/>
                 <w:sz w:val="20"/>
               </w:rPr>
-              <w:lastRenderedPageBreak/>
               <w:t>Technology</w:t>
             </w:r>
           </w:p>
@@ -3103,6 +3095,7 @@
           <w:color w:val="1F3A6E"/>
           <w:sz w:val="32"/>
         </w:rPr>
+        <w:lastRenderedPageBreak/>
         <w:t>5. Project Structure</w:t>
       </w:r>
     </w:p>
@@ -3408,7 +3401,6 @@
         <w:rPr>
           <w:b/>
         </w:rPr>
-        <w:lastRenderedPageBreak/>
         <w:t>Groq API key</w:t>
       </w:r>
       <w:r>
@@ -3595,6 +3587,7 @@
           <w:color w:val="1F3A6E"/>
           <w:sz w:val="32"/>
         </w:rPr>
+        <w:lastRenderedPageBreak/>
         <w:t>7. Dataset Requirements</w:t>
       </w:r>
     </w:p>
@@ -4615,14 +4608,7 @@
               <w:rPr>
                 <w:sz w:val="19"/>
               </w:rPr>
-              <w:t xml:space="preserve">URLLC — emergency services, remote patient </w:t>
-            </w:r>
-            <w:r>
-              <w:rPr>
-                <w:sz w:val="19"/>
-              </w:rPr>
-              <w:lastRenderedPageBreak/>
-              <w:t>monitoring.</w:t>
+              <w:t>URLLC — emergency services, remote patient monitoring.</w:t>
             </w:r>
           </w:p>
         </w:tc>
@@ -4645,7 +4631,6 @@
                 <w:b/>
                 <w:sz w:val="19"/>
               </w:rPr>
-              <w:lastRenderedPageBreak/>
               <w:t>factory</w:t>
             </w:r>
           </w:p>
@@ -5060,7 +5045,11 @@
         <w:t>ran_crew.py</w:t>
       </w:r>
       <w:r>
-        <w:t xml:space="preserve"> and orchestrated by CrewAI [15] as a sequential crew — each agent executes in order and every output is passed as context to the next. All agents use Groq Llama 3.3 70B [6] via LiteLLM. If the pipeline fails, the system falls back to </w:t>
+        <w:t xml:space="preserve"> and orchestrated by CrewAI [15] as a sequential crew — each agent executes in order and every output is passed as context to the next. All agents use Groq Llama </w:t>
+      </w:r>
+      <w:r>
+        <w:lastRenderedPageBreak/>
+        <w:t xml:space="preserve">3.3 70B [6] via LiteLLM. If the pipeline fails, the system falls back to </w:t>
       </w:r>
       <w:r>
         <w:rPr>
@@ -5798,7 +5787,6 @@
         <w:rPr>
           <w:b/>
         </w:rPr>
-        <w:lastRenderedPageBreak/>
         <w:t>Network Slice parameters:</w:t>
       </w:r>
       <w:r>
@@ -5884,7 +5872,6 @@
       </w:pPr>
       <w:r>
         <w:rPr>
-          <w:rFonts w:ascii="Calibri" w:hAnsi="Calibri"/>
           <w:b/>
           <w:color w:val="40608A"/>
           <w:sz w:val="23"/>
@@ -5894,21 +5881,17 @@
     </w:p>
     <w:p>
       <w:pPr>
-        <w:spacing w:before="0" w:after="120"/>
-      </w:pPr>
-      <w:r>
-        <w:rPr>
-          <w:rFonts w:ascii="Calibri" w:hAnsi="Calibri"/>
-          <w:sz w:val="22"/>
-        </w:rPr>
+        <w:spacing w:after="120"/>
+      </w:pPr>
+      <w:r>
         <w:t>Role: RAN Configuration Safety Validator. Validates the RAN Planner’s output against four hard limits before any configuration can proceed to monitoring or execution.</w:t>
       </w:r>
     </w:p>
     <w:tbl>
       <w:tblPr>
         <w:tblStyle w:val="TableGrid"/>
-        <w:tblW w:type="auto" w:w="0"/>
-        <w:tblLook w:firstColumn="1" w:firstRow="1" w:lastColumn="0" w:lastRow="0" w:noHBand="0" w:noVBand="1" w:val="04A0"/>
+        <w:tblW w:w="0" w:type="auto"/>
+        <w:tblLook w:val="04A0" w:firstRow="1" w:lastRow="0" w:firstColumn="1" w:lastColumn="0" w:noHBand="0" w:noVBand="1"/>
       </w:tblPr>
       <w:tblGrid>
         <w:gridCol w:w="2880"/>
@@ -5918,16 +5901,14 @@
       <w:tr>
         <w:tc>
           <w:tcPr>
-            <w:tcW w:type="dxa" w:w="2880"/>
-            <w:shd w:val="clear" w:color="auto" w:fill="2B4C7E"/>
+            <w:tcW w:w="2880" w:type="dxa"/>
             <w:tcBorders>
               <w:top w:val="single" w:sz="4" w:space="0" w:color="2B4C7E"/>
               <w:left w:val="single" w:sz="4" w:space="0" w:color="2B4C7E"/>
               <w:bottom w:val="single" w:sz="4" w:space="0" w:color="2B4C7E"/>
               <w:right w:val="single" w:sz="4" w:space="0" w:color="2B4C7E"/>
-              <w:insideH w:val="single" w:sz="4" w:space="0" w:color="2B4C7E"/>
-              <w:insideV w:val="single" w:sz="4" w:space="0" w:color="2B4C7E"/>
-            </w:tcBorders>
+            </w:tcBorders>
+            <w:shd w:val="clear" w:color="auto" w:fill="2B4C7E"/>
           </w:tcPr>
           <w:p>
             <w:pPr>
@@ -5935,27 +5916,25 @@
             </w:pPr>
             <w:r>
               <w:rPr>
-                <w:rFonts w:ascii="Calibri" w:hAnsi="Calibri"/>
                 <w:b/>
                 <w:color w:val="FFFFFF"/>
                 <w:sz w:val="20"/>
               </w:rPr>
+              <w:lastRenderedPageBreak/>
               <w:t>Check</w:t>
             </w:r>
           </w:p>
         </w:tc>
         <w:tc>
           <w:tcPr>
-            <w:tcW w:type="dxa" w:w="2880"/>
-            <w:shd w:val="clear" w:color="auto" w:fill="2B4C7E"/>
+            <w:tcW w:w="2880" w:type="dxa"/>
             <w:tcBorders>
               <w:top w:val="single" w:sz="4" w:space="0" w:color="2B4C7E"/>
               <w:left w:val="single" w:sz="4" w:space="0" w:color="2B4C7E"/>
               <w:bottom w:val="single" w:sz="4" w:space="0" w:color="2B4C7E"/>
               <w:right w:val="single" w:sz="4" w:space="0" w:color="2B4C7E"/>
-              <w:insideH w:val="single" w:sz="4" w:space="0" w:color="2B4C7E"/>
-              <w:insideV w:val="single" w:sz="4" w:space="0" w:color="2B4C7E"/>
-            </w:tcBorders>
+            </w:tcBorders>
+            <w:shd w:val="clear" w:color="auto" w:fill="2B4C7E"/>
           </w:tcPr>
           <w:p>
             <w:pPr>
@@ -5963,7 +5942,6 @@
             </w:pPr>
             <w:r>
               <w:rPr>
-                <w:rFonts w:ascii="Calibri" w:hAnsi="Calibri"/>
                 <w:b/>
                 <w:color w:val="FFFFFF"/>
                 <w:sz w:val="20"/>
@@ -5974,16 +5952,14 @@
         </w:tc>
         <w:tc>
           <w:tcPr>
-            <w:tcW w:type="dxa" w:w="2880"/>
-            <w:shd w:val="clear" w:color="auto" w:fill="2B4C7E"/>
+            <w:tcW w:w="2880" w:type="dxa"/>
             <w:tcBorders>
               <w:top w:val="single" w:sz="4" w:space="0" w:color="2B4C7E"/>
               <w:left w:val="single" w:sz="4" w:space="0" w:color="2B4C7E"/>
               <w:bottom w:val="single" w:sz="4" w:space="0" w:color="2B4C7E"/>
               <w:right w:val="single" w:sz="4" w:space="0" w:color="2B4C7E"/>
-              <w:insideH w:val="single" w:sz="4" w:space="0" w:color="2B4C7E"/>
-              <w:insideV w:val="single" w:sz="4" w:space="0" w:color="2B4C7E"/>
-            </w:tcBorders>
+            </w:tcBorders>
+            <w:shd w:val="clear" w:color="auto" w:fill="2B4C7E"/>
           </w:tcPr>
           <w:p>
             <w:pPr>
@@ -5991,7 +5967,6 @@
             </w:pPr>
             <w:r>
               <w:rPr>
-                <w:rFonts w:ascii="Calibri" w:hAnsi="Calibri"/>
                 <w:b/>
                 <w:color w:val="FFFFFF"/>
                 <w:sz w:val="20"/>
@@ -6004,16 +5979,14 @@
       <w:tr>
         <w:tc>
           <w:tcPr>
-            <w:tcW w:type="dxa" w:w="2880"/>
+            <w:tcW w:w="2880" w:type="dxa"/>
+            <w:tcBorders>
+              <w:top w:val="single" w:sz="4" w:space="0" w:color="BDD7EE"/>
+              <w:left w:val="single" w:sz="4" w:space="0" w:color="BDD7EE"/>
+              <w:bottom w:val="single" w:sz="4" w:space="0" w:color="BDD7EE"/>
+              <w:right w:val="single" w:sz="4" w:space="0" w:color="BDD7EE"/>
+            </w:tcBorders>
             <w:shd w:val="clear" w:color="auto" w:fill="EBF3FB"/>
-            <w:tcBorders>
-              <w:top w:val="single" w:sz="4" w:space="0" w:color="BDD7EE"/>
-              <w:left w:val="single" w:sz="4" w:space="0" w:color="BDD7EE"/>
-              <w:bottom w:val="single" w:sz="4" w:space="0" w:color="BDD7EE"/>
-              <w:right w:val="single" w:sz="4" w:space="0" w:color="BDD7EE"/>
-              <w:insideH w:val="single" w:sz="4" w:space="0" w:color="BDD7EE"/>
-              <w:insideV w:val="single" w:sz="4" w:space="0" w:color="BDD7EE"/>
-            </w:tcBorders>
           </w:tcPr>
           <w:p>
             <w:pPr>
@@ -6021,8 +5994,6 @@
             </w:pPr>
             <w:r>
               <w:rPr>
-                <w:rFonts w:ascii="Calibri" w:hAnsi="Calibri"/>
-                <w:b w:val="0"/>
                 <w:sz w:val="20"/>
               </w:rPr>
               <w:t>Bandwidth limit</w:t>
@@ -6031,16 +6002,14 @@
         </w:tc>
         <w:tc>
           <w:tcPr>
-            <w:tcW w:type="dxa" w:w="2880"/>
+            <w:tcW w:w="2880" w:type="dxa"/>
+            <w:tcBorders>
+              <w:top w:val="single" w:sz="4" w:space="0" w:color="BDD7EE"/>
+              <w:left w:val="single" w:sz="4" w:space="0" w:color="BDD7EE"/>
+              <w:bottom w:val="single" w:sz="4" w:space="0" w:color="BDD7EE"/>
+              <w:right w:val="single" w:sz="4" w:space="0" w:color="BDD7EE"/>
+            </w:tcBorders>
             <w:shd w:val="clear" w:color="auto" w:fill="EBF3FB"/>
-            <w:tcBorders>
-              <w:top w:val="single" w:sz="4" w:space="0" w:color="BDD7EE"/>
-              <w:left w:val="single" w:sz="4" w:space="0" w:color="BDD7EE"/>
-              <w:bottom w:val="single" w:sz="4" w:space="0" w:color="BDD7EE"/>
-              <w:right w:val="single" w:sz="4" w:space="0" w:color="BDD7EE"/>
-              <w:insideH w:val="single" w:sz="4" w:space="0" w:color="BDD7EE"/>
-              <w:insideV w:val="single" w:sz="4" w:space="0" w:color="BDD7EE"/>
-            </w:tcBorders>
           </w:tcPr>
           <w:p>
             <w:pPr>
@@ -6048,8 +6017,6 @@
             </w:pPr>
             <w:r>
               <w:rPr>
-                <w:rFonts w:ascii="Calibri" w:hAnsi="Calibri"/>
-                <w:b w:val="0"/>
                 <w:sz w:val="20"/>
               </w:rPr>
               <w:t>≤ 1000 Mbps per slice</w:t>
@@ -6058,16 +6025,14 @@
         </w:tc>
         <w:tc>
           <w:tcPr>
-            <w:tcW w:type="dxa" w:w="2880"/>
+            <w:tcW w:w="2880" w:type="dxa"/>
+            <w:tcBorders>
+              <w:top w:val="single" w:sz="4" w:space="0" w:color="BDD7EE"/>
+              <w:left w:val="single" w:sz="4" w:space="0" w:color="BDD7EE"/>
+              <w:bottom w:val="single" w:sz="4" w:space="0" w:color="BDD7EE"/>
+              <w:right w:val="single" w:sz="4" w:space="0" w:color="BDD7EE"/>
+            </w:tcBorders>
             <w:shd w:val="clear" w:color="auto" w:fill="EBF3FB"/>
-            <w:tcBorders>
-              <w:top w:val="single" w:sz="4" w:space="0" w:color="BDD7EE"/>
-              <w:left w:val="single" w:sz="4" w:space="0" w:color="BDD7EE"/>
-              <w:bottom w:val="single" w:sz="4" w:space="0" w:color="BDD7EE"/>
-              <w:right w:val="single" w:sz="4" w:space="0" w:color="BDD7EE"/>
-              <w:insideH w:val="single" w:sz="4" w:space="0" w:color="BDD7EE"/>
-              <w:insideV w:val="single" w:sz="4" w:space="0" w:color="BDD7EE"/>
-            </w:tcBorders>
           </w:tcPr>
           <w:p>
             <w:pPr>
@@ -6075,8 +6040,6 @@
             </w:pPr>
             <w:r>
               <w:rPr>
-                <w:rFonts w:ascii="Calibri" w:hAnsi="Calibri"/>
-                <w:b w:val="0"/>
                 <w:sz w:val="20"/>
               </w:rPr>
               <w:t>Rejected</w:t>
@@ -6087,16 +6050,14 @@
       <w:tr>
         <w:tc>
           <w:tcPr>
-            <w:tcW w:type="dxa" w:w="2880"/>
+            <w:tcW w:w="2880" w:type="dxa"/>
+            <w:tcBorders>
+              <w:top w:val="single" w:sz="4" w:space="0" w:color="BDD7EE"/>
+              <w:left w:val="single" w:sz="4" w:space="0" w:color="BDD7EE"/>
+              <w:bottom w:val="single" w:sz="4" w:space="0" w:color="BDD7EE"/>
+              <w:right w:val="single" w:sz="4" w:space="0" w:color="BDD7EE"/>
+            </w:tcBorders>
             <w:shd w:val="clear" w:color="auto" w:fill="FFFFFF"/>
-            <w:tcBorders>
-              <w:top w:val="single" w:sz="4" w:space="0" w:color="BDD7EE"/>
-              <w:left w:val="single" w:sz="4" w:space="0" w:color="BDD7EE"/>
-              <w:bottom w:val="single" w:sz="4" w:space="0" w:color="BDD7EE"/>
-              <w:right w:val="single" w:sz="4" w:space="0" w:color="BDD7EE"/>
-              <w:insideH w:val="single" w:sz="4" w:space="0" w:color="BDD7EE"/>
-              <w:insideV w:val="single" w:sz="4" w:space="0" w:color="BDD7EE"/>
-            </w:tcBorders>
           </w:tcPr>
           <w:p>
             <w:pPr>
@@ -6104,8 +6065,6 @@
             </w:pPr>
             <w:r>
               <w:rPr>
-                <w:rFonts w:ascii="Calibri" w:hAnsi="Calibri"/>
-                <w:b w:val="0"/>
                 <w:sz w:val="20"/>
               </w:rPr>
               <w:t>Latency feasibility</w:t>
@@ -6114,16 +6073,14 @@
         </w:tc>
         <w:tc>
           <w:tcPr>
-            <w:tcW w:type="dxa" w:w="2880"/>
+            <w:tcW w:w="2880" w:type="dxa"/>
+            <w:tcBorders>
+              <w:top w:val="single" w:sz="4" w:space="0" w:color="BDD7EE"/>
+              <w:left w:val="single" w:sz="4" w:space="0" w:color="BDD7EE"/>
+              <w:bottom w:val="single" w:sz="4" w:space="0" w:color="BDD7EE"/>
+              <w:right w:val="single" w:sz="4" w:space="0" w:color="BDD7EE"/>
+            </w:tcBorders>
             <w:shd w:val="clear" w:color="auto" w:fill="FFFFFF"/>
-            <w:tcBorders>
-              <w:top w:val="single" w:sz="4" w:space="0" w:color="BDD7EE"/>
-              <w:left w:val="single" w:sz="4" w:space="0" w:color="BDD7EE"/>
-              <w:bottom w:val="single" w:sz="4" w:space="0" w:color="BDD7EE"/>
-              <w:right w:val="single" w:sz="4" w:space="0" w:color="BDD7EE"/>
-              <w:insideH w:val="single" w:sz="4" w:space="0" w:color="BDD7EE"/>
-              <w:insideV w:val="single" w:sz="4" w:space="0" w:color="BDD7EE"/>
-            </w:tcBorders>
           </w:tcPr>
           <w:p>
             <w:pPr>
@@ -6131,8 +6088,6 @@
             </w:pPr>
             <w:r>
               <w:rPr>
-                <w:rFonts w:ascii="Calibri" w:hAnsi="Calibri"/>
-                <w:b w:val="0"/>
                 <w:sz w:val="20"/>
               </w:rPr>
               <w:t>URLLC ≤ 10 ms · eMBB ≤ 100 ms · mMTC ≤ 300 ms</w:t>
@@ -6141,16 +6096,14 @@
         </w:tc>
         <w:tc>
           <w:tcPr>
-            <w:tcW w:type="dxa" w:w="2880"/>
+            <w:tcW w:w="2880" w:type="dxa"/>
+            <w:tcBorders>
+              <w:top w:val="single" w:sz="4" w:space="0" w:color="BDD7EE"/>
+              <w:left w:val="single" w:sz="4" w:space="0" w:color="BDD7EE"/>
+              <w:bottom w:val="single" w:sz="4" w:space="0" w:color="BDD7EE"/>
+              <w:right w:val="single" w:sz="4" w:space="0" w:color="BDD7EE"/>
+            </w:tcBorders>
             <w:shd w:val="clear" w:color="auto" w:fill="FFFFFF"/>
-            <w:tcBorders>
-              <w:top w:val="single" w:sz="4" w:space="0" w:color="BDD7EE"/>
-              <w:left w:val="single" w:sz="4" w:space="0" w:color="BDD7EE"/>
-              <w:bottom w:val="single" w:sz="4" w:space="0" w:color="BDD7EE"/>
-              <w:right w:val="single" w:sz="4" w:space="0" w:color="BDD7EE"/>
-              <w:insideH w:val="single" w:sz="4" w:space="0" w:color="BDD7EE"/>
-              <w:insideV w:val="single" w:sz="4" w:space="0" w:color="BDD7EE"/>
-            </w:tcBorders>
           </w:tcPr>
           <w:p>
             <w:pPr>
@@ -6158,8 +6111,6 @@
             </w:pPr>
             <w:r>
               <w:rPr>
-                <w:rFonts w:ascii="Calibri" w:hAnsi="Calibri"/>
-                <w:b w:val="0"/>
                 <w:sz w:val="20"/>
               </w:rPr>
               <w:t>Rejected</w:t>
@@ -6170,16 +6121,14 @@
       <w:tr>
         <w:tc>
           <w:tcPr>
-            <w:tcW w:type="dxa" w:w="2880"/>
+            <w:tcW w:w="2880" w:type="dxa"/>
+            <w:tcBorders>
+              <w:top w:val="single" w:sz="4" w:space="0" w:color="BDD7EE"/>
+              <w:left w:val="single" w:sz="4" w:space="0" w:color="BDD7EE"/>
+              <w:bottom w:val="single" w:sz="4" w:space="0" w:color="BDD7EE"/>
+              <w:right w:val="single" w:sz="4" w:space="0" w:color="BDD7EE"/>
+            </w:tcBorders>
             <w:shd w:val="clear" w:color="auto" w:fill="EBF3FB"/>
-            <w:tcBorders>
-              <w:top w:val="single" w:sz="4" w:space="0" w:color="BDD7EE"/>
-              <w:left w:val="single" w:sz="4" w:space="0" w:color="BDD7EE"/>
-              <w:bottom w:val="single" w:sz="4" w:space="0" w:color="BDD7EE"/>
-              <w:right w:val="single" w:sz="4" w:space="0" w:color="BDD7EE"/>
-              <w:insideH w:val="single" w:sz="4" w:space="0" w:color="BDD7EE"/>
-              <w:insideV w:val="single" w:sz="4" w:space="0" w:color="BDD7EE"/>
-            </w:tcBorders>
           </w:tcPr>
           <w:p>
             <w:pPr>
@@ -6187,8 +6136,6 @@
             </w:pPr>
             <w:r>
               <w:rPr>
-                <w:rFonts w:ascii="Calibri" w:hAnsi="Calibri"/>
-                <w:b w:val="0"/>
                 <w:sz w:val="20"/>
               </w:rPr>
               <w:t>Capacity check</w:t>
@@ -6197,16 +6144,14 @@
         </w:tc>
         <w:tc>
           <w:tcPr>
-            <w:tcW w:type="dxa" w:w="2880"/>
+            <w:tcW w:w="2880" w:type="dxa"/>
+            <w:tcBorders>
+              <w:top w:val="single" w:sz="4" w:space="0" w:color="BDD7EE"/>
+              <w:left w:val="single" w:sz="4" w:space="0" w:color="BDD7EE"/>
+              <w:bottom w:val="single" w:sz="4" w:space="0" w:color="BDD7EE"/>
+              <w:right w:val="single" w:sz="4" w:space="0" w:color="BDD7EE"/>
+            </w:tcBorders>
             <w:shd w:val="clear" w:color="auto" w:fill="EBF3FB"/>
-            <w:tcBorders>
-              <w:top w:val="single" w:sz="4" w:space="0" w:color="BDD7EE"/>
-              <w:left w:val="single" w:sz="4" w:space="0" w:color="BDD7EE"/>
-              <w:bottom w:val="single" w:sz="4" w:space="0" w:color="BDD7EE"/>
-              <w:right w:val="single" w:sz="4" w:space="0" w:color="BDD7EE"/>
-              <w:insideH w:val="single" w:sz="4" w:space="0" w:color="BDD7EE"/>
-              <w:insideV w:val="single" w:sz="4" w:space="0" w:color="BDD7EE"/>
-            </w:tcBorders>
           </w:tcPr>
           <w:p>
             <w:pPr>
@@ -6214,8 +6159,6 @@
             </w:pPr>
             <w:r>
               <w:rPr>
-                <w:rFonts w:ascii="Calibri" w:hAnsi="Calibri"/>
-                <w:b w:val="0"/>
                 <w:sz w:val="20"/>
               </w:rPr>
               <w:t>expected_users ≤ active_cells × 1000</w:t>
@@ -6224,16 +6167,14 @@
         </w:tc>
         <w:tc>
           <w:tcPr>
-            <w:tcW w:type="dxa" w:w="2880"/>
+            <w:tcW w:w="2880" w:type="dxa"/>
+            <w:tcBorders>
+              <w:top w:val="single" w:sz="4" w:space="0" w:color="BDD7EE"/>
+              <w:left w:val="single" w:sz="4" w:space="0" w:color="BDD7EE"/>
+              <w:bottom w:val="single" w:sz="4" w:space="0" w:color="BDD7EE"/>
+              <w:right w:val="single" w:sz="4" w:space="0" w:color="BDD7EE"/>
+            </w:tcBorders>
             <w:shd w:val="clear" w:color="auto" w:fill="EBF3FB"/>
-            <w:tcBorders>
-              <w:top w:val="single" w:sz="4" w:space="0" w:color="BDD7EE"/>
-              <w:left w:val="single" w:sz="4" w:space="0" w:color="BDD7EE"/>
-              <w:bottom w:val="single" w:sz="4" w:space="0" w:color="BDD7EE"/>
-              <w:right w:val="single" w:sz="4" w:space="0" w:color="BDD7EE"/>
-              <w:insideH w:val="single" w:sz="4" w:space="0" w:color="BDD7EE"/>
-              <w:insideV w:val="single" w:sz="4" w:space="0" w:color="BDD7EE"/>
-            </w:tcBorders>
           </w:tcPr>
           <w:p>
             <w:pPr>
@@ -6241,8 +6182,6 @@
             </w:pPr>
             <w:r>
               <w:rPr>
-                <w:rFonts w:ascii="Calibri" w:hAnsi="Calibri"/>
-                <w:b w:val="0"/>
                 <w:sz w:val="20"/>
               </w:rPr>
               <w:t>Approved with warnings</w:t>
@@ -6253,16 +6192,14 @@
       <w:tr>
         <w:tc>
           <w:tcPr>
-            <w:tcW w:type="dxa" w:w="2880"/>
+            <w:tcW w:w="2880" w:type="dxa"/>
+            <w:tcBorders>
+              <w:top w:val="single" w:sz="4" w:space="0" w:color="BDD7EE"/>
+              <w:left w:val="single" w:sz="4" w:space="0" w:color="BDD7EE"/>
+              <w:bottom w:val="single" w:sz="4" w:space="0" w:color="BDD7EE"/>
+              <w:right w:val="single" w:sz="4" w:space="0" w:color="BDD7EE"/>
+            </w:tcBorders>
             <w:shd w:val="clear" w:color="auto" w:fill="FFFFFF"/>
-            <w:tcBorders>
-              <w:top w:val="single" w:sz="4" w:space="0" w:color="BDD7EE"/>
-              <w:left w:val="single" w:sz="4" w:space="0" w:color="BDD7EE"/>
-              <w:bottom w:val="single" w:sz="4" w:space="0" w:color="BDD7EE"/>
-              <w:right w:val="single" w:sz="4" w:space="0" w:color="BDD7EE"/>
-              <w:insideH w:val="single" w:sz="4" w:space="0" w:color="BDD7EE"/>
-              <w:insideV w:val="single" w:sz="4" w:space="0" w:color="BDD7EE"/>
-            </w:tcBorders>
           </w:tcPr>
           <w:p>
             <w:pPr>
@@ -6270,8 +6207,6 @@
             </w:pPr>
             <w:r>
               <w:rPr>
-                <w:rFonts w:ascii="Calibri" w:hAnsi="Calibri"/>
-                <w:b w:val="0"/>
                 <w:sz w:val="20"/>
               </w:rPr>
               <w:t>QoS consistency</w:t>
@@ -6280,16 +6215,14 @@
         </w:tc>
         <w:tc>
           <w:tcPr>
-            <w:tcW w:type="dxa" w:w="2880"/>
+            <w:tcW w:w="2880" w:type="dxa"/>
+            <w:tcBorders>
+              <w:top w:val="single" w:sz="4" w:space="0" w:color="BDD7EE"/>
+              <w:left w:val="single" w:sz="4" w:space="0" w:color="BDD7EE"/>
+              <w:bottom w:val="single" w:sz="4" w:space="0" w:color="BDD7EE"/>
+              <w:right w:val="single" w:sz="4" w:space="0" w:color="BDD7EE"/>
+            </w:tcBorders>
             <w:shd w:val="clear" w:color="auto" w:fill="FFFFFF"/>
-            <w:tcBorders>
-              <w:top w:val="single" w:sz="4" w:space="0" w:color="BDD7EE"/>
-              <w:left w:val="single" w:sz="4" w:space="0" w:color="BDD7EE"/>
-              <w:bottom w:val="single" w:sz="4" w:space="0" w:color="BDD7EE"/>
-              <w:right w:val="single" w:sz="4" w:space="0" w:color="BDD7EE"/>
-              <w:insideH w:val="single" w:sz="4" w:space="0" w:color="BDD7EE"/>
-              <w:insideV w:val="single" w:sz="4" w:space="0" w:color="BDD7EE"/>
-            </w:tcBorders>
           </w:tcPr>
           <w:p>
             <w:pPr>
@@ -6297,8 +6230,6 @@
             </w:pPr>
             <w:r>
               <w:rPr>
-                <w:rFonts w:ascii="Calibri" w:hAnsi="Calibri"/>
-                <w:b w:val="0"/>
                 <w:sz w:val="20"/>
               </w:rPr>
               <w:t>5QI value matches slice type</w:t>
@@ -6307,16 +6238,14 @@
         </w:tc>
         <w:tc>
           <w:tcPr>
-            <w:tcW w:type="dxa" w:w="2880"/>
+            <w:tcW w:w="2880" w:type="dxa"/>
+            <w:tcBorders>
+              <w:top w:val="single" w:sz="4" w:space="0" w:color="BDD7EE"/>
+              <w:left w:val="single" w:sz="4" w:space="0" w:color="BDD7EE"/>
+              <w:bottom w:val="single" w:sz="4" w:space="0" w:color="BDD7EE"/>
+              <w:right w:val="single" w:sz="4" w:space="0" w:color="BDD7EE"/>
+            </w:tcBorders>
             <w:shd w:val="clear" w:color="auto" w:fill="FFFFFF"/>
-            <w:tcBorders>
-              <w:top w:val="single" w:sz="4" w:space="0" w:color="BDD7EE"/>
-              <w:left w:val="single" w:sz="4" w:space="0" w:color="BDD7EE"/>
-              <w:bottom w:val="single" w:sz="4" w:space="0" w:color="BDD7EE"/>
-              <w:right w:val="single" w:sz="4" w:space="0" w:color="BDD7EE"/>
-              <w:insideH w:val="single" w:sz="4" w:space="0" w:color="BDD7EE"/>
-              <w:insideV w:val="single" w:sz="4" w:space="0" w:color="BDD7EE"/>
-            </w:tcBorders>
           </w:tcPr>
           <w:p>
             <w:pPr>
@@ -6324,8 +6253,6 @@
             </w:pPr>
             <w:r>
               <w:rPr>
-                <w:rFonts w:ascii="Calibri" w:hAnsi="Calibri"/>
-                <w:b w:val="0"/>
                 <w:sz w:val="20"/>
               </w:rPr>
               <w:t>Approved with warnings</w:t>
@@ -6339,10 +6266,6 @@
         <w:spacing w:before="80" w:after="120"/>
       </w:pPr>
       <w:r>
-        <w:rPr>
-          <w:rFonts w:ascii="Calibri" w:hAnsi="Calibri"/>
-          <w:sz w:val="22"/>
-        </w:rPr>
         <w:t>A rejected verdict means the configuration violates a hard physical or standards constraint and cannot be deployed. An approved with warnings verdict means the configuration is deployable but the operator is alerted to a potential issue.</w:t>
       </w:r>
     </w:p>
